--- a/courts/ninth-circuit/montana/state/supreme-court/reply-brief/usage/OUTPUT-reply-brief.docx
+++ b/courts/ninth-circuit/montana/state/supreme-court/reply-brief/usage/OUTPUT-reply-brief.docx
@@ -8738,7 +8738,7 @@
         <w:tab/>
       </w:r>
       <w:r>
-        <w:t xml:space="preserve">23</w:t>
+        <w:t xml:space="preserve">24</w:t>
       </w:r>
     </w:p>
     <w:p>
@@ -9287,37 +9287,13 @@
         <w:t xml:space="preserve"> </w:t>
       </w:r>
       <w:r>
-        <w:t xml:space="preserve">and the emissions resulting in plaintiffs’ alleged climate injuries. The question here is whether a subsection of a procedural statute is to blame. It is not. MEPA provides information about potential impacts, § 75</w:t>
-      </w:r>
-      <w:r>
-        <w:noBreakHyphen/>
-      </w:r>
-      <w:r>
-        <w:t xml:space="preserve">1</w:t>
-      </w:r>
-      <w:r>
-        <w:noBreakHyphen/>
-      </w:r>
-      <w:r>
-        <w:t xml:space="preserve">102(3)⁠(a),</w:t>
-      </w:r>
-      <w:r>
-        <w:t xml:space="preserve"> </w:t>
-      </w:r>
-      <w:r>
-        <w:t xml:space="preserve">but by its own express terms, does not give agencies authority to condition, modify, or deny permits. § 75</w:t>
-      </w:r>
-      <w:r>
-        <w:noBreakHyphen/>
-      </w:r>
-      <w:r>
-        <w:t xml:space="preserve">1</w:t>
-      </w:r>
-      <w:r>
-        <w:noBreakHyphen/>
-      </w:r>
-      <w:r>
-        <w:t xml:space="preserve">201(4)⁠(a),</w:t>
+        <w:t xml:space="preserve">and the emissions resulting in plaintiffs’ alleged climate injuries. The question here is whether a subsection of a procedural statute is to blame. It is not. MEPA provides information about potential impacts, § 75-⁠1-⁠102(3)⁠(a),</w:t>
+      </w:r>
+      <w:r>
+        <w:t xml:space="preserve"> </w:t>
+      </w:r>
+      <w:r>
+        <w:t xml:space="preserve">but by its own express terms, does not give agencies authority to condition, modify, or deny permits. § 75-⁠1-⁠201(4)⁠(a),</w:t>
       </w:r>
       <w:r>
         <w:t xml:space="preserve"> </w:t>
@@ -9563,19 +9539,7 @@
         <w:t xml:space="preserve"> </w:t>
       </w:r>
       <w:r>
-        <w:t xml:space="preserve">§ 75</w:t>
-      </w:r>
-      <w:r>
-        <w:noBreakHyphen/>
-      </w:r>
-      <w:r>
-        <w:t xml:space="preserve">1</w:t>
-      </w:r>
-      <w:r>
-        <w:noBreakHyphen/>
-      </w:r>
-      <w:r>
-        <w:t xml:space="preserve">201(2)⁠(b)⁠(i).</w:t>
+        <w:t xml:space="preserve">§ 75-⁠1-⁠201(2)⁠(b)⁠(i).</w:t>
       </w:r>
       <w:r>
         <w:t xml:space="preserve"> </w:t>
@@ -10030,7 +9994,7 @@
         <w:t xml:space="preserve">v. Jacobsen</w:t>
       </w:r>
       <w:r>
-        <w:t xml:space="preserve">, 2024 MT 66, ¶¶ 171–172, 2024 WL 1291935 (Sandefur, J., concurring in part and dissenting in part). Were standing a mere formality, “individuals and groups could invoke the authority of a … court to forbid what they dislike for no more reason than they dislike it.”</w:t>
+        <w:t xml:space="preserve">, 2024 MT 66, ¶¶ 171–⁠172, 2024 WL 1291935 (Sandefur, J., concurring in part and dissenting in part). Were standing a mere formality, “individuals and groups could invoke the authority of a … court to forbid what they dislike for no more reason than they dislike it.”</w:t>
       </w:r>
       <w:r>
         <w:t xml:space="preserve"> </w:t>
@@ -11552,19 +11516,7 @@
         <w:t xml:space="preserve"> </w:t>
       </w:r>
       <w:r>
-        <w:t xml:space="preserve">for the effects of climate change, MEPA does not authorize state agencies to deny or modify permits for so-called “fossil fuel projects.” § 75</w:t>
-      </w:r>
-      <w:r>
-        <w:noBreakHyphen/>
-      </w:r>
-      <w:r>
-        <w:t xml:space="preserve">1</w:t>
-      </w:r>
-      <w:r>
-        <w:noBreakHyphen/>
-      </w:r>
-      <w:r>
-        <w:t xml:space="preserve">201(4)⁠(a),</w:t>
+        <w:t xml:space="preserve">for the effects of climate change, MEPA does not authorize state agencies to deny or modify permits for so-called “fossil fuel projects.” § 75-⁠1-⁠201(4)⁠(a),</w:t>
       </w:r>
       <w:r>
         <w:t xml:space="preserve"> </w:t>
@@ -11898,19 +11850,7 @@
         <w:pStyle w:val="BodyTextNote"/>
       </w:pPr>
       <w:r>
-        <w:t xml:space="preserve">Held never explains how striking one subsection of MEPA will slow climate change and address her injuries. Resp. Br. 46–50. Nor could she. MEPA’s plain text prohibits agencies from denying or modifying a permit. § 75</w:t>
-      </w:r>
-      <w:r>
-        <w:noBreakHyphen/>
-      </w:r>
-      <w:r>
-        <w:t xml:space="preserve">1</w:t>
-      </w:r>
-      <w:r>
-        <w:noBreakHyphen/>
-      </w:r>
-      <w:r>
-        <w:t xml:space="preserve">201(4)⁠(a).</w:t>
+        <w:t xml:space="preserve">Held never explains how striking one subsection of MEPA will slow climate change and address her injuries. Resp. Br. 46–50. Nor could she. MEPA’s plain text prohibits agencies from denying or modifying a permit. § 75-⁠1-⁠201(4)⁠(a).</w:t>
       </w:r>
       <w:r>
         <w:t xml:space="preserve"> </w:t>
@@ -12371,7 +12311,7 @@
         <w:t xml:space="preserve"> </w:t>
       </w:r>
       <w:r>
-        <w:t xml:space="preserve">Doc. 405 at 90 (“The State must either: 1) have discretion to deny permits for fossil fuel activities . . . or 2) the permitting statutes themselves must be unconstitutional.”).</w:t>
+        <w:t xml:space="preserve">Doc. 405 at 90 (“The State must either: 1) have discretion to deny permits for fossil fuel activities ⁠. ⁠. ⁠. or 2) the permitting statutes themselves must be unconstitutional.”).</w:t>
       </w:r>
     </w:p>
     <w:p>
@@ -13361,19 +13301,7 @@
         <w:pStyle w:val="BodyTextNote"/>
       </w:pPr>
       <w:r>
-        <w:t xml:space="preserve">Held fails to meet this exacting burden because she overlooks that the 2023 amendments to MEPA allow state agencies to analyze GHG emissions during MEPA reviews “conducted jointly by a state agency and a federal agency to the extent the review is required by the federal agency.” § 75</w:t>
-      </w:r>
-      <w:r>
-        <w:noBreakHyphen/>
-      </w:r>
-      <w:r>
-        <w:t xml:space="preserve">1</w:t>
-      </w:r>
-      <w:r>
-        <w:noBreakHyphen/>
-      </w:r>
-      <w:r>
-        <w:t xml:space="preserve">201(2)⁠(b)⁠(i)</w:t>
+        <w:t xml:space="preserve">Held fails to meet this exacting burden because she overlooks that the 2023 amendments to MEPA allow state agencies to analyze GHG emissions during MEPA reviews “conducted jointly by a state agency and a federal agency to the extent the review is required by the federal agency.” § 75-⁠1-⁠201(2)⁠(b)⁠(i)</w:t>
       </w:r>
       <w:r>
         <w:t xml:space="preserve"> </w:t>
@@ -15246,7 +15174,7 @@
         <w:t xml:space="preserve">See, e.g.</w:t>
       </w:r>
       <w:r>
-        <w:t xml:space="preserve">, House Bill 431 (2023 legislative session, died in standing committee), available at https://tinyurl.com/39c7u4dc; House Bill 150 (2021 legislative session, died in standing committee), available at https://tinyurl.com/​fusnf57r. House Bill 193 (2019 legislative session, died in standing committee), available at https://tinyurl.com/3zh9nsrh.</w:t>
+        <w:t xml:space="preserve">, House Bill 431 (2023 legislative session, died in standing committee), available at https://​tinyurl.​com/​39c7u4dc; House Bill 150 (2021 legislative session, died in standing committee), available at https://​tinyurl.​com/​fusnf57r. House Bill 193 (2019 legislative session, died in standing committee), available at https://​tinyurl.​com/​3zh9nsrh.</w:t>
       </w:r>
     </w:p>
   </w:footnote>
@@ -15361,7 +15289,7 @@
         <w:t xml:space="preserve"> </w:t>
       </w:r>
       <w:r>
-        <w:t xml:space="preserve">Since 2011, DEQ has produced six EIS documents with a federal partner, four of which have included GHG emissions analysis. MEPA analyses are available at https://leg.mt.gov/​mepa/​search/.</w:t>
+        <w:t xml:space="preserve">Since 2011, DEQ has produced six EIS documents with a federal partner, four of which have included GHG emissions analysis. MEPA analyses are available at https://​leg.​mt.​gov/​mepa/​search/​.</w:t>
       </w:r>
     </w:p>
   </w:footnote>
@@ -16103,6 +16031,7 @@
     <w:unhideWhenUsed/>
     <w:qFormat/>
     <w:pPr>
+      <w:keepLines/>
       <w:spacing w:before="0" w:after="140" w:line="322" w:lineRule="exact"/>
     </w:pPr>
     <w:rPr>
@@ -16353,6 +16282,33 @@
     <w:pPr>
       <w:spacing w:before="0" w:after="0" w:line="322" w:lineRule="exact"/>
       <w:ind w:left="2160" w:hanging="720"/>
+    </w:pPr>
+  </w:style>
+  <w:style w:type="paragraph" w:customStyle="1" w:styleId="XdQuoteList1">
+    <w:name w:val="Xd Quote List 1"/>
+    <w:basedOn w:val="Normal"/>
+    <w:qFormat/>
+    <w:pPr>
+      <w:spacing w:before="0" w:after="0" w:line="322" w:lineRule="exact"/>
+      <w:ind w:left="1440" w:right="720" w:hanging="720"/>
+    </w:pPr>
+  </w:style>
+  <w:style w:type="paragraph" w:customStyle="1" w:styleId="XdQuoteList2">
+    <w:name w:val="Xd Quote List 2"/>
+    <w:basedOn w:val="Normal"/>
+    <w:qFormat/>
+    <w:pPr>
+      <w:spacing w:before="0" w:after="0" w:line="322" w:lineRule="exact"/>
+      <w:ind w:left="2160" w:right="720" w:hanging="720"/>
+    </w:pPr>
+  </w:style>
+  <w:style w:type="paragraph" w:customStyle="1" w:styleId="XdQuoteList3">
+    <w:name w:val="Xd Quote List 3"/>
+    <w:basedOn w:val="Normal"/>
+    <w:qFormat/>
+    <w:pPr>
+      <w:spacing w:before="0" w:after="0" w:line="322" w:lineRule="exact"/>
+      <w:ind w:left="2880" w:right="720" w:hanging="720"/>
     </w:pPr>
   </w:style>
   <w:style w:type="paragraph" w:customStyle="1" w:styleId="XdList1">
